--- a/arb/docx/015.content.docx
+++ b/arb/docx/015.content.docx
@@ -277,20 +277,14 @@
         </w:rPr>
         <w:t xml:space="preserve">كان </w:t>
       </w:r>
-      <w:hyperlink r:id="rId13">
-        <w:r>
-          <w:rPr>
-            <w:rtl/>
-            <w:cs/>
-            <w:lang w:val="ar_AE" w:bidi="ar_AE"/>
-          </w:rPr>
-          <w:rPr>
-            <w:color w:val="0000EE"/>
-            <w:u w:val="single"/>
-          </w:rPr>
-          <w:t>معلمو الشريعة</w:t>
-        </w:r>
-      </w:hyperlink>
+      <w:r>
+        <w:rPr>
+          <w:rtl/>
+          <w:cs/>
+          <w:lang w:val="ar_AE" w:bidi="ar_AE"/>
+        </w:rPr>
+        <w:t>معلمو الشريعة</w:t>
+      </w:r>
       <w:r>
         <w:rPr>
           <w:rtl/>
@@ -299,20 +293,14 @@
         </w:rPr>
         <w:t xml:space="preserve"> مجموعة من القادة الدينيين الذين كانوا خبراء في </w:t>
       </w:r>
-      <w:hyperlink r:id="rId14">
-        <w:r>
-          <w:rPr>
-            <w:rtl/>
-            <w:cs/>
-            <w:lang w:val="ar_AE" w:bidi="ar_AE"/>
-          </w:rPr>
-          <w:rPr>
-            <w:color w:val="0000EE"/>
-            <w:u w:val="single"/>
-          </w:rPr>
-          <w:t>شريعة</w:t>
-        </w:r>
-      </w:hyperlink>
+      <w:r>
+        <w:rPr>
+          <w:rtl/>
+          <w:cs/>
+          <w:lang w:val="ar_AE" w:bidi="ar_AE"/>
+        </w:rPr>
+        <w:t>شريعة</w:t>
+      </w:r>
       <w:r>
         <w:rPr>
           <w:rtl/>
@@ -341,20 +329,14 @@
         </w:rPr>
         <w:t xml:space="preserve">والشريعة (الناموس) تعني مجموعة التعليمات التي أعطاها الله لشعب </w:t>
       </w:r>
-      <w:hyperlink r:id="rId15">
-        <w:r>
-          <w:rPr>
-            <w:rtl/>
-            <w:cs/>
-            <w:lang w:val="ar_AE" w:bidi="ar_AE"/>
-          </w:rPr>
-          <w:rPr>
-            <w:color w:val="0000EE"/>
-            <w:u w:val="single"/>
-          </w:rPr>
-          <w:t>إسرائيل</w:t>
-        </w:r>
-      </w:hyperlink>
+      <w:r>
+        <w:rPr>
+          <w:rtl/>
+          <w:cs/>
+          <w:lang w:val="ar_AE" w:bidi="ar_AE"/>
+        </w:rPr>
+        <w:t>إسرائيل</w:t>
+      </w:r>
       <w:r>
         <w:rPr>
           <w:rtl/>
@@ -363,20 +345,14 @@
         </w:rPr>
         <w:t xml:space="preserve"> في الأسفار الخمسة الأولى من العهد القديم، لكن معلّمي الشريعة قد علّموا أيضًا جميع </w:t>
       </w:r>
-      <w:hyperlink r:id="rId16">
-        <w:r>
-          <w:rPr>
-            <w:rtl/>
-            <w:cs/>
-            <w:lang w:val="ar_AE" w:bidi="ar_AE"/>
-          </w:rPr>
-          <w:rPr>
-            <w:color w:val="0000EE"/>
-            <w:u w:val="single"/>
-          </w:rPr>
-          <w:t>الأسفار المُقدَّسة</w:t>
-        </w:r>
-      </w:hyperlink>
+      <w:r>
+        <w:rPr>
+          <w:rtl/>
+          <w:cs/>
+          <w:lang w:val="ar_AE" w:bidi="ar_AE"/>
+        </w:rPr>
+        <w:t>الأسفار المُقدَّسة</w:t>
+      </w:r>
       <w:r>
         <w:rPr>
           <w:rtl/>
@@ -425,20 +401,14 @@
         </w:rPr>
         <w:t>وفي زمن العهد الجديد، كان معلمو الشريعة أشخاصًا مهمين للغاية في المجتمع. كما كان الناس يُظهرون لهم احترامًا كبيرًا وغالبًا ما يدعونهم "</w:t>
       </w:r>
-      <w:hyperlink r:id="rId17">
-        <w:r>
-          <w:rPr>
-            <w:rtl/>
-            <w:cs/>
-            <w:lang w:val="ar_AE" w:bidi="ar_AE"/>
-          </w:rPr>
-          <w:rPr>
-            <w:color w:val="0000EE"/>
-            <w:u w:val="single"/>
-          </w:rPr>
-          <w:t>راباي</w:t>
-        </w:r>
-      </w:hyperlink>
+      <w:r>
+        <w:rPr>
+          <w:rtl/>
+          <w:cs/>
+          <w:lang w:val="ar_AE" w:bidi="ar_AE"/>
+        </w:rPr>
+        <w:t>راباي</w:t>
+      </w:r>
       <w:r>
         <w:rPr>
           <w:rtl/>
@@ -447,20 +417,14 @@
         </w:rPr>
         <w:t xml:space="preserve">"، وهو لقب يُستخدم للمعلمين الدينيين المهمين. وكان هناك أيضًا معلّمون للشريعة في </w:t>
       </w:r>
-      <w:hyperlink r:id="rId18">
-        <w:r>
-          <w:rPr>
-            <w:rtl/>
-            <w:cs/>
-            <w:lang w:val="ar_AE" w:bidi="ar_AE"/>
-          </w:rPr>
-          <w:rPr>
-            <w:color w:val="0000EE"/>
-            <w:u w:val="single"/>
-          </w:rPr>
-          <w:t>السنهدريم</w:t>
-        </w:r>
-      </w:hyperlink>
+      <w:r>
+        <w:rPr>
+          <w:rtl/>
+          <w:cs/>
+          <w:lang w:val="ar_AE" w:bidi="ar_AE"/>
+        </w:rPr>
+        <w:t>السنهدريم</w:t>
+      </w:r>
       <w:r>
         <w:rPr>
           <w:rtl/>
@@ -471,7 +435,6 @@
       </w:r>
       <w:r>
         <w:rPr>
-          <w:b/>
           <w:rtl/>
           <w:cs/>
           <w:lang w:val="ar_AE" w:bidi="ar_AE"/>
@@ -687,7 +650,6 @@
       </w:r>
       <w:r>
         <w:rPr>
-          <w:b/>
           <w:rtl/>
           <w:cs/>
           <w:lang w:val="ar_AE" w:bidi="ar_AE"/>
@@ -722,20 +684,14 @@
         </w:rPr>
         <w:t xml:space="preserve">وعندما يتحدث الناس في العهد الجديد عن "كلمة" أو "كلمة الله" أو "كلمة الرب"، فإنهم عادةً ما يقصدون </w:t>
       </w:r>
-      <w:hyperlink r:id="rId19">
-        <w:r>
-          <w:rPr>
-            <w:rtl/>
-            <w:cs/>
-            <w:lang w:val="ar_AE" w:bidi="ar_AE"/>
-          </w:rPr>
-          <w:rPr>
-            <w:color w:val="0000EE"/>
-            <w:u w:val="single"/>
-          </w:rPr>
-          <w:t>الأخبار السارة</w:t>
-        </w:r>
-      </w:hyperlink>
+      <w:r>
+        <w:rPr>
+          <w:rtl/>
+          <w:cs/>
+          <w:lang w:val="ar_AE" w:bidi="ar_AE"/>
+        </w:rPr>
+        <w:t>الأخبار السارة</w:t>
+      </w:r>
       <w:r>
         <w:rPr>
           <w:rtl/>
@@ -764,20 +720,14 @@
         </w:rPr>
         <w:t xml:space="preserve">ويمكن للناس أن يعرفوا ما يقوله الله لهم من خلال </w:t>
       </w:r>
-      <w:hyperlink r:id="rId16">
-        <w:r>
-          <w:rPr>
-            <w:rtl/>
-            <w:cs/>
-            <w:lang w:val="ar_AE" w:bidi="ar_AE"/>
-          </w:rPr>
-          <w:rPr>
-            <w:color w:val="0000EE"/>
-            <w:u w:val="single"/>
-          </w:rPr>
-          <w:t>الكتب المُقَدَّسة</w:t>
-        </w:r>
-      </w:hyperlink>
+      <w:r>
+        <w:rPr>
+          <w:rtl/>
+          <w:cs/>
+          <w:lang w:val="ar_AE" w:bidi="ar_AE"/>
+        </w:rPr>
+        <w:t>الكتب المُقَدَّسة</w:t>
+      </w:r>
       <w:r>
         <w:rPr>
           <w:rtl/>
@@ -890,20 +840,14 @@
         </w:rPr>
         <w:t xml:space="preserve">والناس الذين ينتمون إلى الكنيسة، يأتون معًا بانتظام </w:t>
       </w:r>
-      <w:hyperlink r:id="rId20">
-        <w:r>
-          <w:rPr>
-            <w:rtl/>
-            <w:cs/>
-            <w:lang w:val="ar_AE" w:bidi="ar_AE"/>
-          </w:rPr>
-          <w:rPr>
-            <w:color w:val="0000EE"/>
-            <w:u w:val="single"/>
-          </w:rPr>
-          <w:t>ليصلون</w:t>
-        </w:r>
-      </w:hyperlink>
+      <w:r>
+        <w:rPr>
+          <w:rtl/>
+          <w:cs/>
+          <w:lang w:val="ar_AE" w:bidi="ar_AE"/>
+        </w:rPr>
+        <w:t>ليصلون</w:t>
+      </w:r>
       <w:r>
         <w:rPr>
           <w:rtl/>
@@ -912,20 +856,14 @@
         </w:rPr>
         <w:t xml:space="preserve"> و</w:t>
       </w:r>
-      <w:hyperlink r:id="rId21">
-        <w:r>
-          <w:rPr>
-            <w:rtl/>
-            <w:cs/>
-            <w:lang w:val="ar_AE" w:bidi="ar_AE"/>
-          </w:rPr>
-          <w:rPr>
-            <w:color w:val="0000EE"/>
-            <w:u w:val="single"/>
-          </w:rPr>
-          <w:t>يعبدون</w:t>
-        </w:r>
-      </w:hyperlink>
+      <w:r>
+        <w:rPr>
+          <w:rtl/>
+          <w:cs/>
+          <w:lang w:val="ar_AE" w:bidi="ar_AE"/>
+        </w:rPr>
+        <w:t>يعبدون</w:t>
+      </w:r>
       <w:r>
         <w:rPr>
           <w:rtl/>
@@ -954,20 +892,14 @@
         </w:rPr>
         <w:t xml:space="preserve">ويخبرنا سفر الأعمال كيف كانت الكنيسة تنمو من مجموعة صغيرة من الناس في </w:t>
       </w:r>
-      <w:hyperlink r:id="rId22">
-        <w:r>
-          <w:rPr>
-            <w:rtl/>
-            <w:cs/>
-            <w:lang w:val="ar_AE" w:bidi="ar_AE"/>
-          </w:rPr>
-          <w:rPr>
-            <w:color w:val="0000EE"/>
-            <w:u w:val="single"/>
-          </w:rPr>
-          <w:t>أورشليم</w:t>
-        </w:r>
-      </w:hyperlink>
+      <w:r>
+        <w:rPr>
+          <w:rtl/>
+          <w:cs/>
+          <w:lang w:val="ar_AE" w:bidi="ar_AE"/>
+        </w:rPr>
+        <w:t>أورشليم</w:t>
+      </w:r>
       <w:r>
         <w:rPr>
           <w:rtl/>
@@ -1072,20 +1004,14 @@
         </w:rPr>
         <w:t xml:space="preserve"> هو شخص يُعلّن </w:t>
       </w:r>
-      <w:hyperlink r:id="rId23">
-        <w:r>
-          <w:rPr>
-            <w:rtl/>
-            <w:cs/>
-            <w:lang w:val="ar_AE" w:bidi="ar_AE"/>
-          </w:rPr>
-          <w:rPr>
-            <w:color w:val="0000EE"/>
-            <w:u w:val="single"/>
-          </w:rPr>
-          <w:t>الإنجيل</w:t>
-        </w:r>
-      </w:hyperlink>
+      <w:r>
+        <w:rPr>
+          <w:rtl/>
+          <w:cs/>
+          <w:lang w:val="ar_AE" w:bidi="ar_AE"/>
+        </w:rPr>
+        <w:t>الإنجيل</w:t>
+      </w:r>
       <w:r>
         <w:rPr>
           <w:rtl/>
@@ -1096,7 +1022,6 @@
       </w:r>
       <w:r>
         <w:rPr>
-          <w:b/>
           <w:rtl/>
           <w:cs/>
           <w:lang w:val="ar_AE" w:bidi="ar_AE"/>
@@ -1113,7 +1038,6 @@
       </w:r>
       <w:r>
         <w:rPr>
-          <w:b/>
           <w:rtl/>
           <w:cs/>
           <w:lang w:val="ar_AE" w:bidi="ar_AE"/>
@@ -1212,20 +1136,14 @@
         </w:rPr>
         <w:t xml:space="preserve"> أشخاصًا يعملون في </w:t>
       </w:r>
-      <w:hyperlink r:id="rId24">
-        <w:r>
-          <w:rPr>
-            <w:rtl/>
-            <w:cs/>
-            <w:lang w:val="ar_AE" w:bidi="ar_AE"/>
-          </w:rPr>
-          <w:rPr>
-            <w:color w:val="0000EE"/>
-            <w:u w:val="single"/>
-          </w:rPr>
-          <w:t>هيكل</w:t>
-        </w:r>
-      </w:hyperlink>
+      <w:r>
+        <w:rPr>
+          <w:rtl/>
+          <w:cs/>
+          <w:lang w:val="ar_AE" w:bidi="ar_AE"/>
+        </w:rPr>
+        <w:t>هيكل</w:t>
+      </w:r>
       <w:r>
         <w:rPr>
           <w:rtl/>
@@ -1234,20 +1152,14 @@
         </w:rPr>
         <w:t xml:space="preserve"> الله في </w:t>
       </w:r>
-      <w:hyperlink r:id="rId22">
-        <w:r>
-          <w:rPr>
-            <w:rtl/>
-            <w:cs/>
-            <w:lang w:val="ar_AE" w:bidi="ar_AE"/>
-          </w:rPr>
-          <w:rPr>
-            <w:color w:val="0000EE"/>
-            <w:u w:val="single"/>
-          </w:rPr>
-          <w:t>أورشليم</w:t>
-        </w:r>
-      </w:hyperlink>
+      <w:r>
+        <w:rPr>
+          <w:rtl/>
+          <w:cs/>
+          <w:lang w:val="ar_AE" w:bidi="ar_AE"/>
+        </w:rPr>
+        <w:t>أورشليم</w:t>
+      </w:r>
       <w:r>
         <w:rPr>
           <w:rtl/>
@@ -1256,20 +1168,14 @@
         </w:rPr>
         <w:t xml:space="preserve">. وقبل أن يبني الناس الهيكل، كان الكهنة يخدمون في </w:t>
       </w:r>
-      <w:hyperlink r:id="rId25">
-        <w:r>
-          <w:rPr>
-            <w:rtl/>
-            <w:cs/>
-            <w:lang w:val="ar_AE" w:bidi="ar_AE"/>
-          </w:rPr>
-          <w:rPr>
-            <w:color w:val="0000EE"/>
-            <w:u w:val="single"/>
-          </w:rPr>
-          <w:t>خيمة الاجتماع</w:t>
-        </w:r>
-      </w:hyperlink>
+      <w:r>
+        <w:rPr>
+          <w:rtl/>
+          <w:cs/>
+          <w:lang w:val="ar_AE" w:bidi="ar_AE"/>
+        </w:rPr>
+        <w:t>خيمة الاجتماع</w:t>
+      </w:r>
       <w:r>
         <w:rPr>
           <w:rtl/>
@@ -1278,20 +1184,14 @@
         </w:rPr>
         <w:t xml:space="preserve">، وهي كانت هيكل متنقل، أي خيمة. والهيكل، ومن قبله خيمة الاجتماع، كان المكان الذي عبد </w:t>
       </w:r>
-      <w:hyperlink r:id="rId26">
-        <w:r>
-          <w:rPr>
-            <w:rtl/>
-            <w:cs/>
-            <w:lang w:val="ar_AE" w:bidi="ar_AE"/>
-          </w:rPr>
-          <w:rPr>
-            <w:color w:val="0000EE"/>
-            <w:u w:val="single"/>
-          </w:rPr>
-          <w:t>بنو إسرائيل</w:t>
-        </w:r>
-      </w:hyperlink>
+      <w:r>
+        <w:rPr>
+          <w:rtl/>
+          <w:cs/>
+          <w:lang w:val="ar_AE" w:bidi="ar_AE"/>
+        </w:rPr>
+        <w:t>بنو إسرائيل</w:t>
+      </w:r>
       <w:r>
         <w:rPr>
           <w:rtl/>
@@ -1302,7 +1202,6 @@
       </w:r>
       <w:r>
         <w:rPr>
-          <w:b/>
           <w:rtl/>
           <w:cs/>
           <w:lang w:val="ar_AE" w:bidi="ar_AE"/>
@@ -1317,20 +1216,14 @@
         </w:rPr>
         <w:t xml:space="preserve"> لله نيابة عن الشعب. وكانوا يعتنون بالهيكل وعلِّموا الناس كيف </w:t>
       </w:r>
-      <w:hyperlink r:id="rId21">
-        <w:r>
-          <w:rPr>
-            <w:rtl/>
-            <w:cs/>
-            <w:lang w:val="ar_AE" w:bidi="ar_AE"/>
-          </w:rPr>
-          <w:rPr>
-            <w:color w:val="0000EE"/>
-            <w:u w:val="single"/>
-          </w:rPr>
-          <w:t>يعبدون</w:t>
-        </w:r>
-      </w:hyperlink>
+      <w:r>
+        <w:rPr>
+          <w:rtl/>
+          <w:cs/>
+          <w:lang w:val="ar_AE" w:bidi="ar_AE"/>
+        </w:rPr>
+        <w:t>يعبدون</w:t>
+      </w:r>
       <w:r>
         <w:rPr>
           <w:rtl/>
@@ -1359,20 +1252,14 @@
         </w:rPr>
         <w:t xml:space="preserve">الله </w:t>
       </w:r>
-      <w:hyperlink r:id="rId27">
-        <w:r>
-          <w:rPr>
-            <w:rtl/>
-            <w:cs/>
-            <w:lang w:val="ar_AE" w:bidi="ar_AE"/>
-          </w:rPr>
-          <w:rPr>
-            <w:color w:val="0000EE"/>
-            <w:u w:val="single"/>
-          </w:rPr>
-          <w:t>قدوس</w:t>
-        </w:r>
-      </w:hyperlink>
+      <w:r>
+        <w:rPr>
+          <w:rtl/>
+          <w:cs/>
+          <w:lang w:val="ar_AE" w:bidi="ar_AE"/>
+        </w:rPr>
+        <w:t>قدوس</w:t>
+      </w:r>
       <w:r>
         <w:rPr>
           <w:rtl/>
@@ -1383,84 +1270,75 @@
       </w:r>
       <w:r>
         <w:rPr>
+          <w:rtl/>
+          <w:cs/>
+          <w:lang w:val="ar_AE" w:bidi="ar_AE"/>
+        </w:rPr>
+        <w:t>خطاة</w:t>
+      </w:r>
+      <w:r>
+        <w:rPr>
+          <w:rtl/>
+          <w:cs/>
+          <w:lang w:val="ar_AE" w:bidi="ar_AE"/>
+        </w:rPr>
+        <w:t xml:space="preserve">. ولأن الناس خطاة، فإنهم </w:t>
+      </w:r>
+      <w:r>
+        <w:rPr>
+          <w:rtl/>
+          <w:cs/>
+          <w:lang w:val="ar_AE" w:bidi="ar_AE"/>
+        </w:rPr>
+        <w:t>نجسون</w:t>
+      </w:r>
+      <w:r>
+        <w:rPr>
+          <w:rtl/>
+          <w:cs/>
+          <w:lang w:val="ar_AE" w:bidi="ar_AE"/>
+        </w:rPr>
+        <w:t xml:space="preserve">. وفي الكتاب المُقدَّس، أن تكون نجسًا يعني أنك غير لائق للمجيء أمام الله. لذا يجب على الناس أن يتطهروا أولًا. وكان عمل الكهنة هو أن يجعلوا الناس طاهرين أن </w:t>
+      </w:r>
+      <w:r>
+        <w:rPr>
+          <w:rtl/>
+          <w:cs/>
+          <w:lang w:val="ar_AE" w:bidi="ar_AE"/>
+        </w:rPr>
+        <w:t>يطهروهم</w:t>
+      </w:r>
+      <w:r>
+        <w:rPr>
+          <w:rtl/>
+          <w:cs/>
+          <w:lang w:val="ar_AE" w:bidi="ar_AE"/>
+        </w:rPr>
+        <w:t xml:space="preserve">. وقد فعل الكهنة ذلك عن طريق تقديم </w:t>
+      </w:r>
+      <w:r>
+        <w:rPr>
+          <w:rtl/>
+          <w:cs/>
+          <w:lang w:val="ar_AE" w:bidi="ar_AE"/>
+        </w:rPr>
+        <w:t>الذبائح</w:t>
+      </w:r>
+      <w:r>
+        <w:rPr>
+          <w:rtl/>
+          <w:cs/>
+          <w:lang w:val="ar_AE" w:bidi="ar_AE"/>
+        </w:rPr>
+        <w:t xml:space="preserve"> نيابة عن الشعب ومن خلال تعليم الشعب كيف يجب أن يعيشوا. وكانوا يؤدون طقوسًا تشير إلى أن الناس قد أصبحوا طاهرين. وبهذا المعنى كان الكهنة وسطاء بين الله والشعب. وهم قد مكَّنوا الناس أن يأتوا أمام الله وأن تكون لهم </w:t>
+      </w:r>
+      <w:r>
+        <w:rPr>
           <w:b/>
           <w:rtl/>
           <w:cs/>
           <w:lang w:val="ar_AE" w:bidi="ar_AE"/>
         </w:rPr>
-        <w:t>خطاة</w:t>
-      </w:r>
-      <w:r>
-        <w:rPr>
-          <w:rtl/>
-          <w:cs/>
-          <w:lang w:val="ar_AE" w:bidi="ar_AE"/>
-        </w:rPr>
-        <w:t xml:space="preserve">. ولأن الناس خطاة، فإنهم </w:t>
-      </w:r>
-      <w:r>
-        <w:rPr>
-          <w:b/>
-          <w:rtl/>
-          <w:cs/>
-          <w:lang w:val="ar_AE" w:bidi="ar_AE"/>
-        </w:rPr>
-        <w:t>نجسون</w:t>
-      </w:r>
-      <w:r>
-        <w:rPr>
-          <w:rtl/>
-          <w:cs/>
-          <w:lang w:val="ar_AE" w:bidi="ar_AE"/>
-        </w:rPr>
-        <w:t xml:space="preserve">. وفي الكتاب المُقدَّس، أن تكون نجسًا يعني أنك غير لائق للمجيء أمام الله. لذا يجب على الناس أن يتطهروا أولًا. وكان عمل الكهنة هو أن يجعلوا الناس طاهرين أن </w:t>
-      </w:r>
-      <w:hyperlink r:id="rId28">
-        <w:r>
-          <w:rPr>
-            <w:rtl/>
-            <w:cs/>
-            <w:lang w:val="ar_AE" w:bidi="ar_AE"/>
-          </w:rPr>
-          <w:rPr>
-            <w:color w:val="0000EE"/>
-            <w:u w:val="single"/>
-          </w:rPr>
-          <w:t>يطهروهم</w:t>
-        </w:r>
-      </w:hyperlink>
-      <w:r>
-        <w:rPr>
-          <w:rtl/>
-          <w:cs/>
-          <w:lang w:val="ar_AE" w:bidi="ar_AE"/>
-        </w:rPr>
-        <w:t xml:space="preserve">. وقد فعل الكهنة ذلك عن طريق تقديم </w:t>
-      </w:r>
-      <w:r>
-        <w:rPr>
-          <w:b/>
-          <w:rtl/>
-          <w:cs/>
-          <w:lang w:val="ar_AE" w:bidi="ar_AE"/>
-        </w:rPr>
-        <w:t>الذبائح</w:t>
-      </w:r>
-      <w:r>
-        <w:rPr>
-          <w:rtl/>
-          <w:cs/>
-          <w:lang w:val="ar_AE" w:bidi="ar_AE"/>
-        </w:rPr>
-        <w:t xml:space="preserve"> نيابة عن الشعب ومن خلال تعليم الشعب كيف يجب أن يعيشوا. وكانوا يؤدون طقوسًا تشير إلى أن الناس قد أصبحوا طاهرين. وبهذا المعنى كان الكهنة وسطاء بين الله والشعب. وهم قد مكَّنوا الناس أن يأتوا أمام الله وأن تكون لهم </w:t>
-      </w:r>
-      <w:r>
-        <w:rPr>
-          <w:b/>
-          <w:rtl/>
-          <w:cs/>
-          <w:lang w:val="ar_AE" w:bidi="ar_AE"/>
-        </w:rPr>
         <w:t>علاقة</w:t>
       </w:r>
       <w:r>
@@ -1473,7 +1351,6 @@
       </w:r>
       <w:r>
         <w:rPr>
-          <w:b/>
           <w:rtl/>
           <w:cs/>
           <w:lang w:val="ar_AE" w:bidi="ar_AE"/>
@@ -1510,7 +1387,6 @@
       </w:r>
       <w:r>
         <w:rPr>
-          <w:b/>
           <w:rtl/>
           <w:cs/>
           <w:lang w:val="ar_AE" w:bidi="ar_AE"/>
@@ -1527,7 +1403,6 @@
       </w:r>
       <w:r>
         <w:rPr>
-          <w:b/>
           <w:rtl/>
           <w:cs/>
           <w:lang w:val="ar_AE" w:bidi="ar_AE"/>
@@ -1542,20 +1417,14 @@
         </w:rPr>
         <w:t xml:space="preserve">. وكان موسى، الذي أعطى الله من خلاله للشعب </w:t>
       </w:r>
-      <w:hyperlink r:id="rId14">
-        <w:r>
-          <w:rPr>
-            <w:rtl/>
-            <w:cs/>
-            <w:lang w:val="ar_AE" w:bidi="ar_AE"/>
-          </w:rPr>
-          <w:rPr>
-            <w:color w:val="0000EE"/>
-            <w:u w:val="single"/>
-          </w:rPr>
-          <w:t>الناموس</w:t>
-        </w:r>
-      </w:hyperlink>
+      <w:r>
+        <w:rPr>
+          <w:rtl/>
+          <w:cs/>
+          <w:lang w:val="ar_AE" w:bidi="ar_AE"/>
+        </w:rPr>
+        <w:t>الناموس</w:t>
+      </w:r>
       <w:r>
         <w:rPr>
           <w:rtl/>
@@ -1564,20 +1433,14 @@
         </w:rPr>
         <w:t xml:space="preserve">، لاويًا. كما كان هارون أخو موسى لاويًا أيضًا. وأصبح هارون أول </w:t>
       </w:r>
-      <w:hyperlink r:id="rId29">
-        <w:r>
-          <w:rPr>
-            <w:rtl/>
-            <w:cs/>
-            <w:lang w:val="ar_AE" w:bidi="ar_AE"/>
-          </w:rPr>
-          <w:rPr>
-            <w:color w:val="0000EE"/>
-            <w:u w:val="single"/>
-          </w:rPr>
-          <w:t>رئيس كهنة</w:t>
-        </w:r>
-      </w:hyperlink>
+      <w:r>
+        <w:rPr>
+          <w:rtl/>
+          <w:cs/>
+          <w:lang w:val="ar_AE" w:bidi="ar_AE"/>
+        </w:rPr>
+        <w:t>رئيس كهنة</w:t>
+      </w:r>
       <w:r>
         <w:rPr>
           <w:rtl/>
@@ -1588,7 +1451,6 @@
       </w:r>
       <w:r>
         <w:rPr>
-          <w:b/>
           <w:rtl/>
           <w:cs/>
           <w:lang w:val="ar_AE" w:bidi="ar_AE"/>
@@ -1645,7 +1507,6 @@
       </w:r>
       <w:r>
         <w:rPr>
-          <w:b/>
           <w:rtl/>
           <w:cs/>
           <w:lang w:val="ar_AE" w:bidi="ar_AE"/>
@@ -1660,20 +1521,14 @@
         </w:rPr>
         <w:t xml:space="preserve"> كما كانوا جزءًا من المجمع اليهودي، الذي يُدعى </w:t>
       </w:r>
-      <w:hyperlink r:id="rId18">
-        <w:r>
-          <w:rPr>
-            <w:rtl/>
-            <w:cs/>
-            <w:lang w:val="ar_AE" w:bidi="ar_AE"/>
-          </w:rPr>
-          <w:rPr>
-            <w:color w:val="0000EE"/>
-            <w:u w:val="single"/>
-          </w:rPr>
-          <w:t>السنهدريم</w:t>
-        </w:r>
-      </w:hyperlink>
+      <w:r>
+        <w:rPr>
+          <w:rtl/>
+          <w:cs/>
+          <w:lang w:val="ar_AE" w:bidi="ar_AE"/>
+        </w:rPr>
+        <w:t>السنهدريم</w:t>
+      </w:r>
       <w:r>
         <w:rPr>
           <w:rtl/>
@@ -1702,20 +1557,14 @@
         </w:rPr>
         <w:t xml:space="preserve">والشعوب الذين كانوا يعيشون في البلدان المحيطة </w:t>
       </w:r>
-      <w:hyperlink r:id="rId15">
-        <w:r>
-          <w:rPr>
-            <w:rtl/>
-            <w:cs/>
-            <w:lang w:val="ar_AE" w:bidi="ar_AE"/>
-          </w:rPr>
-          <w:rPr>
-            <w:color w:val="0000EE"/>
-            <w:u w:val="single"/>
-          </w:rPr>
-          <w:t>بإسرائيل</w:t>
-        </w:r>
-      </w:hyperlink>
+      <w:r>
+        <w:rPr>
+          <w:rtl/>
+          <w:cs/>
+          <w:lang w:val="ar_AE" w:bidi="ar_AE"/>
+        </w:rPr>
+        <w:t>بإسرائيل</w:t>
+      </w:r>
       <w:r>
         <w:rPr>
           <w:rtl/>
@@ -1787,7 +1636,6 @@
       </w:r>
       <w:r>
         <w:rPr>
-          <w:b/>
           <w:rtl/>
           <w:cs/>
           <w:lang w:val="ar_AE" w:bidi="ar_AE"/>
@@ -1802,20 +1650,14 @@
         </w:rPr>
         <w:t xml:space="preserve"> </w:t>
       </w:r>
-      <w:hyperlink r:id="rId30">
-        <w:r>
-          <w:rPr>
-            <w:rtl/>
-            <w:cs/>
-            <w:lang w:val="ar_AE" w:bidi="ar_AE"/>
-          </w:rPr>
-          <w:rPr>
-            <w:color w:val="0000EE"/>
-            <w:u w:val="single"/>
-          </w:rPr>
-          <w:t>المسيحية</w:t>
-        </w:r>
-      </w:hyperlink>
+      <w:r>
+        <w:rPr>
+          <w:rtl/>
+          <w:cs/>
+          <w:lang w:val="ar_AE" w:bidi="ar_AE"/>
+        </w:rPr>
+        <w:t>المسيحية</w:t>
+      </w:r>
       <w:r>
         <w:rPr>
           <w:rtl/>
@@ -2013,20 +1855,15 @@
         </w:rPr>
         <w:t xml:space="preserve"> ويمكن الاحتفاظ به لفترة طويلة. ويستخرج الناس أيضًا العصير من العنب ليصنعوا مشروبًا كحوليًا يُدعى </w:t>
       </w:r>
-      <w:hyperlink r:id="rId31">
-        <w:r>
-          <w:rPr>
-            <w:rtl/>
-            <w:cs/>
-            <w:lang w:val="ar_AE" w:bidi="ar_AE"/>
-          </w:rPr>
-          <w:rPr>
-            <w:color w:val="0000EE"/>
-            <w:u w:val="single"/>
-          </w:rPr>
-          <w:t>الخمر</w:t>
-        </w:r>
-      </w:hyperlink>
+      <w:r>
+        <w:rPr>
+          <w:b/>
+          <w:rtl/>
+          <w:cs/>
+          <w:lang w:val="ar_AE" w:bidi="ar_AE"/>
+        </w:rPr>
+        <w:t>الخمر</w:t>
+      </w:r>
       <w:r>
         <w:rPr>
           <w:rtl/>
@@ -2035,20 +1872,14 @@
         </w:rPr>
         <w:t xml:space="preserve">. والعنب شائع جدًا في </w:t>
       </w:r>
-      <w:hyperlink r:id="rId15">
-        <w:r>
-          <w:rPr>
-            <w:rtl/>
-            <w:cs/>
-            <w:lang w:val="ar_AE" w:bidi="ar_AE"/>
-          </w:rPr>
-          <w:rPr>
-            <w:color w:val="0000EE"/>
-            <w:u w:val="single"/>
-          </w:rPr>
-          <w:t>إسرائيل</w:t>
-        </w:r>
-      </w:hyperlink>
+      <w:r>
+        <w:rPr>
+          <w:rtl/>
+          <w:cs/>
+          <w:lang w:val="ar_AE" w:bidi="ar_AE"/>
+        </w:rPr>
+        <w:t>إسرائيل</w:t>
+      </w:r>
       <w:r>
         <w:rPr>
           <w:rtl/>
@@ -2057,20 +1888,14 @@
         </w:rPr>
         <w:t xml:space="preserve">، وكان </w:t>
       </w:r>
-      <w:hyperlink r:id="rId31">
-        <w:r>
-          <w:rPr>
-            <w:rtl/>
-            <w:cs/>
-            <w:lang w:val="ar_AE" w:bidi="ar_AE"/>
-          </w:rPr>
-          <w:rPr>
-            <w:color w:val="0000EE"/>
-            <w:u w:val="single"/>
-          </w:rPr>
-          <w:t>الخمر</w:t>
-        </w:r>
-      </w:hyperlink>
+      <w:r>
+        <w:rPr>
+          <w:rtl/>
+          <w:cs/>
+          <w:lang w:val="ar_AE" w:bidi="ar_AE"/>
+        </w:rPr>
+        <w:t>الخمر</w:t>
+      </w:r>
       <w:r>
         <w:rPr>
           <w:rtl/>
@@ -2099,20 +1924,14 @@
         </w:rPr>
         <w:t xml:space="preserve">وكرم العنب عادةً ما يكون محاطًا بسور حوله حتى لا تدخل الحيوانات البرية أو اللصوص إلى البستان. وكان الناس يصنعون هذا السور من الأحجار أو الشجيرات الشائكة. وداخل الكرم كان هناك كوخ أو مكان لإقامة الحارس. وهذا الكوخ كان أعلى قليلًا من بقية البستان، بحيث يستطيع الحارس أن ينظر إلى البستان. وهذا كان يدعى </w:t>
       </w:r>
-      <w:hyperlink r:id="rId32">
-        <w:r>
-          <w:rPr>
-            <w:rtl/>
-            <w:cs/>
-            <w:lang w:val="ar_AE" w:bidi="ar_AE"/>
-          </w:rPr>
-          <w:rPr>
-            <w:color w:val="0000EE"/>
-            <w:u w:val="single"/>
-          </w:rPr>
-          <w:t>برج المراقبة</w:t>
-        </w:r>
-      </w:hyperlink>
+      <w:r>
+        <w:rPr>
+          <w:rtl/>
+          <w:cs/>
+          <w:lang w:val="ar_AE" w:bidi="ar_AE"/>
+        </w:rPr>
+        <w:t>برج المراقبة</w:t>
+      </w:r>
       <w:r>
         <w:rPr>
           <w:rtl/>
@@ -2141,20 +1960,14 @@
         </w:rPr>
         <w:t xml:space="preserve">وكانت هناك أيضًا </w:t>
       </w:r>
-      <w:hyperlink r:id="rId33">
-        <w:r>
-          <w:rPr>
-            <w:rtl/>
-            <w:cs/>
-            <w:lang w:val="ar_AE" w:bidi="ar_AE"/>
-          </w:rPr>
-          <w:rPr>
-            <w:color w:val="0000EE"/>
-            <w:u w:val="single"/>
-          </w:rPr>
-          <w:t>معصرة للعنب</w:t>
-        </w:r>
-      </w:hyperlink>
+      <w:r>
+        <w:rPr>
+          <w:rtl/>
+          <w:cs/>
+          <w:lang w:val="ar_AE" w:bidi="ar_AE"/>
+        </w:rPr>
+        <w:t>معصرة للعنب</w:t>
+      </w:r>
       <w:r>
         <w:rPr>
           <w:rtl/>
@@ -2185,7 +1998,6 @@
       </w:r>
       <w:r>
         <w:rPr>
-          <w:b/>
           <w:rtl/>
           <w:cs/>
           <w:lang w:val="ar_AE" w:bidi="ar_AE"/>
@@ -2200,20 +2012,14 @@
         </w:rPr>
         <w:t xml:space="preserve"> استخدم فيها شيئًا ما يتعلق بالكرمة، أو بكروم العنب أو الخمر، ليشرح شيئًا عن </w:t>
       </w:r>
-      <w:hyperlink r:id="rId34">
-        <w:r>
-          <w:rPr>
-            <w:rtl/>
-            <w:cs/>
-            <w:lang w:val="ar_AE" w:bidi="ar_AE"/>
-          </w:rPr>
-          <w:rPr>
-            <w:color w:val="0000EE"/>
-            <w:u w:val="single"/>
-          </w:rPr>
-          <w:t>ملكوت الله</w:t>
-        </w:r>
-      </w:hyperlink>
+      <w:r>
+        <w:rPr>
+          <w:rtl/>
+          <w:cs/>
+          <w:lang w:val="ar_AE" w:bidi="ar_AE"/>
+        </w:rPr>
+        <w:t>ملكوت الله</w:t>
+      </w:r>
       <w:r>
         <w:rPr>
           <w:rtl/>
@@ -2315,20 +2121,14 @@
         </w:rPr>
         <w:t xml:space="preserve">، هي نوع من </w:t>
       </w:r>
-      <w:hyperlink r:id="rId35">
-        <w:r>
-          <w:rPr>
-            <w:rtl/>
-            <w:cs/>
-            <w:lang w:val="ar_AE" w:bidi="ar_AE"/>
-          </w:rPr>
-          <w:rPr>
-            <w:color w:val="0000EE"/>
-            <w:u w:val="single"/>
-          </w:rPr>
-          <w:t>الملائكة</w:t>
-        </w:r>
-      </w:hyperlink>
+      <w:r>
+        <w:rPr>
+          <w:rtl/>
+          <w:cs/>
+          <w:lang w:val="ar_AE" w:bidi="ar_AE"/>
+        </w:rPr>
+        <w:t>الملائكة</w:t>
+      </w:r>
       <w:r>
         <w:rPr>
           <w:rtl/>
@@ -2337,20 +2137,14 @@
         </w:rPr>
         <w:t xml:space="preserve">. ويبدو أن الكروبيم كانت تحرس بصفة خاصة الأماكن </w:t>
       </w:r>
-      <w:hyperlink r:id="rId27">
-        <w:r>
-          <w:rPr>
-            <w:rtl/>
-            <w:cs/>
-            <w:lang w:val="ar_AE" w:bidi="ar_AE"/>
-          </w:rPr>
-          <w:rPr>
-            <w:color w:val="0000EE"/>
-            <w:u w:val="single"/>
-          </w:rPr>
-          <w:t>المُقدَّسة</w:t>
-        </w:r>
-      </w:hyperlink>
+      <w:r>
+        <w:rPr>
+          <w:rtl/>
+          <w:cs/>
+          <w:lang w:val="ar_AE" w:bidi="ar_AE"/>
+        </w:rPr>
+        <w:t>المُقدَّسة</w:t>
+      </w:r>
       <w:r>
         <w:rPr>
           <w:rtl/>
@@ -2359,20 +2153,14 @@
         </w:rPr>
         <w:t xml:space="preserve">، أو الأماكن المُخصصة لله. ولذلك كانت هناك صور أشكال كروبيم في </w:t>
       </w:r>
-      <w:hyperlink r:id="rId24">
-        <w:r>
-          <w:rPr>
-            <w:rtl/>
-            <w:cs/>
-            <w:lang w:val="ar_AE" w:bidi="ar_AE"/>
-          </w:rPr>
-          <w:rPr>
-            <w:color w:val="0000EE"/>
-            <w:u w:val="single"/>
-          </w:rPr>
-          <w:t>الهيكل</w:t>
-        </w:r>
-      </w:hyperlink>
+      <w:r>
+        <w:rPr>
+          <w:rtl/>
+          <w:cs/>
+          <w:lang w:val="ar_AE" w:bidi="ar_AE"/>
+        </w:rPr>
+        <w:t>الهيكل</w:t>
+      </w:r>
       <w:r>
         <w:rPr>
           <w:rtl/>
@@ -2381,20 +2169,14 @@
         </w:rPr>
         <w:t xml:space="preserve"> وفي خيمة الاجتماع. وفي هذه الصور، كان للكروبيم جسد أسد، وأجنحة طير، ووجه إنسان. والكروبيم هي بمثابة تحذير للناس أن الله حاضر. وفي الحقيقة، كان الكروبان الذهبيان يمدان أجنحتهما فوق رأس تابوت العهد، ويحرسان العرش حيث كان الله يجتمع مع شعبه من فوق تابوت العهد. وفي سفر حزقيال، يرى حزقيال </w:t>
       </w:r>
-      <w:hyperlink r:id="rId36">
-        <w:r>
-          <w:rPr>
-            <w:rtl/>
-            <w:cs/>
-            <w:lang w:val="ar_AE" w:bidi="ar_AE"/>
-          </w:rPr>
-          <w:rPr>
-            <w:color w:val="0000EE"/>
-            <w:u w:val="single"/>
-          </w:rPr>
-          <w:t>رؤيا</w:t>
-        </w:r>
-      </w:hyperlink>
+      <w:r>
+        <w:rPr>
+          <w:rtl/>
+          <w:cs/>
+          <w:lang w:val="ar_AE" w:bidi="ar_AE"/>
+        </w:rPr>
+        <w:t>رؤيا</w:t>
+      </w:r>
       <w:r>
         <w:rPr>
           <w:rtl/>
@@ -2479,20 +2261,14 @@
         </w:rPr>
         <w:t xml:space="preserve"> كانت مدينة صغيرة في منطقة </w:t>
       </w:r>
-      <w:hyperlink r:id="rId37">
-        <w:r>
-          <w:rPr>
-            <w:rtl/>
-            <w:cs/>
-            <w:lang w:val="ar_AE" w:bidi="ar_AE"/>
-          </w:rPr>
-          <w:rPr>
-            <w:color w:val="0000EE"/>
-            <w:u w:val="single"/>
-          </w:rPr>
-          <w:t>الجليل</w:t>
-        </w:r>
-      </w:hyperlink>
+      <w:r>
+        <w:rPr>
+          <w:rtl/>
+          <w:cs/>
+          <w:lang w:val="ar_AE" w:bidi="ar_AE"/>
+        </w:rPr>
+        <w:t>الجليل</w:t>
+      </w:r>
       <w:r>
         <w:rPr>
           <w:rtl/>
@@ -2501,20 +2277,14 @@
         </w:rPr>
         <w:t xml:space="preserve">، بالقرب من </w:t>
       </w:r>
-      <w:hyperlink r:id="rId38">
-        <w:r>
-          <w:rPr>
-            <w:rtl/>
-            <w:cs/>
-            <w:lang w:val="ar_AE" w:bidi="ar_AE"/>
-          </w:rPr>
-          <w:rPr>
-            <w:color w:val="0000EE"/>
-            <w:u w:val="single"/>
-          </w:rPr>
-          <w:t>بحر الجليل</w:t>
-        </w:r>
-      </w:hyperlink>
+      <w:r>
+        <w:rPr>
+          <w:rtl/>
+          <w:cs/>
+          <w:lang w:val="ar_AE" w:bidi="ar_AE"/>
+        </w:rPr>
+        <w:t>بحر الجليل</w:t>
+      </w:r>
       <w:r>
         <w:rPr>
           <w:rtl/>
@@ -2545,7 +2315,6 @@
       </w:r>
       <w:r>
         <w:rPr>
-          <w:b/>
           <w:rtl/>
           <w:cs/>
           <w:lang w:val="ar_AE" w:bidi="ar_AE"/>
@@ -2644,20 +2413,14 @@
         </w:rPr>
         <w:t xml:space="preserve"> منطقة تشبه تقريبًا شريطًا من الأرض بين </w:t>
       </w:r>
-      <w:hyperlink r:id="rId39">
-        <w:r>
-          <w:rPr>
-            <w:rtl/>
-            <w:cs/>
-            <w:lang w:val="ar_AE" w:bidi="ar_AE"/>
-          </w:rPr>
-          <w:rPr>
-            <w:color w:val="0000EE"/>
-            <w:u w:val="single"/>
-          </w:rPr>
-          <w:t>نهر الأردن</w:t>
-        </w:r>
-      </w:hyperlink>
+      <w:r>
+        <w:rPr>
+          <w:rtl/>
+          <w:cs/>
+          <w:lang w:val="ar_AE" w:bidi="ar_AE"/>
+        </w:rPr>
+        <w:t>نهر الأردن</w:t>
+      </w:r>
       <w:r>
         <w:rPr>
           <w:rtl/>
@@ -2666,20 +2429,14 @@
         </w:rPr>
         <w:t xml:space="preserve"> في الشرق، والبحر الأبيض المتوسط في الغرب. وهذه المنطقة اليوم تشمل جزءًا من بلدان </w:t>
       </w:r>
-      <w:hyperlink r:id="rId15">
-        <w:r>
-          <w:rPr>
-            <w:rtl/>
-            <w:cs/>
-            <w:lang w:val="ar_AE" w:bidi="ar_AE"/>
-          </w:rPr>
-          <w:rPr>
-            <w:color w:val="0000EE"/>
-            <w:u w:val="single"/>
-          </w:rPr>
-          <w:t>إسرائيل</w:t>
-        </w:r>
-      </w:hyperlink>
+      <w:r>
+        <w:rPr>
+          <w:rtl/>
+          <w:cs/>
+          <w:lang w:val="ar_AE" w:bidi="ar_AE"/>
+        </w:rPr>
+        <w:t>إسرائيل</w:t>
+      </w:r>
       <w:r>
         <w:rPr>
           <w:rtl/>
@@ -2708,20 +2465,14 @@
         </w:rPr>
         <w:t xml:space="preserve">وقد دعا الله </w:t>
       </w:r>
-      <w:hyperlink r:id="rId40">
-        <w:r>
-          <w:rPr>
-            <w:rtl/>
-            <w:cs/>
-            <w:lang w:val="ar_AE" w:bidi="ar_AE"/>
-          </w:rPr>
-          <w:rPr>
-            <w:color w:val="0000EE"/>
-            <w:u w:val="single"/>
-          </w:rPr>
-          <w:t>إبراهيم</w:t>
-        </w:r>
-      </w:hyperlink>
+      <w:r>
+        <w:rPr>
+          <w:rtl/>
+          <w:cs/>
+          <w:lang w:val="ar_AE" w:bidi="ar_AE"/>
+        </w:rPr>
+        <w:t>إبراهيم</w:t>
+      </w:r>
       <w:r>
         <w:rPr>
           <w:rtl/>
@@ -2772,7 +2523,6 @@
       </w:r>
       <w:r>
         <w:rPr>
-          <w:b/>
           <w:rtl/>
           <w:cs/>
           <w:lang w:val="ar_AE" w:bidi="ar_AE"/>
@@ -2787,20 +2537,14 @@
         </w:rPr>
         <w:t xml:space="preserve">، من العبودية في مصر، كان الله سيعيدهم إلى كنعان. وقد أعطاهم الله مسؤولية طرد الكنعانيين خارجًا وأخذ الأرض. كان الله سيعطي الأرض لبنو إسرائيل. فهو كان يريد أن يقيم </w:t>
       </w:r>
-      <w:hyperlink r:id="rId41">
-        <w:r>
-          <w:rPr>
-            <w:rtl/>
-            <w:cs/>
-            <w:lang w:val="ar_AE" w:bidi="ar_AE"/>
-          </w:rPr>
-          <w:rPr>
-            <w:color w:val="0000EE"/>
-            <w:u w:val="single"/>
-          </w:rPr>
-          <w:t>أمة</w:t>
-        </w:r>
-      </w:hyperlink>
+      <w:r>
+        <w:rPr>
+          <w:rtl/>
+          <w:cs/>
+          <w:lang w:val="ar_AE" w:bidi="ar_AE"/>
+        </w:rPr>
+        <w:t>أمة</w:t>
+      </w:r>
       <w:r>
         <w:rPr>
           <w:rtl/>
@@ -2809,20 +2553,14 @@
         </w:rPr>
         <w:t xml:space="preserve"> من بني إسرائيل، والتي كان </w:t>
       </w:r>
-      <w:hyperlink r:id="rId42">
-        <w:r>
-          <w:rPr>
-            <w:rtl/>
-            <w:cs/>
-            <w:lang w:val="ar_AE" w:bidi="ar_AE"/>
-          </w:rPr>
-          <w:rPr>
-            <w:color w:val="0000EE"/>
-            <w:u w:val="single"/>
-          </w:rPr>
-          <w:t>سيبارك</w:t>
-        </w:r>
-      </w:hyperlink>
+      <w:r>
+        <w:rPr>
+          <w:rtl/>
+          <w:cs/>
+          <w:lang w:val="ar_AE" w:bidi="ar_AE"/>
+        </w:rPr>
+        <w:t>سيبارك</w:t>
+      </w:r>
       <w:r>
         <w:rPr>
           <w:rtl/>
@@ -2833,7 +2571,6 @@
       </w:r>
       <w:r>
         <w:rPr>
-          <w:b/>
           <w:rtl/>
           <w:cs/>
           <w:lang w:val="ar_AE" w:bidi="ar_AE"/>
@@ -2850,7 +2587,6 @@
       </w:r>
       <w:r>
         <w:rPr>
-          <w:b/>
           <w:rtl/>
           <w:cs/>
           <w:lang w:val="ar_AE" w:bidi="ar_AE"/>
@@ -2867,7 +2603,6 @@
       </w:r>
       <w:r>
         <w:rPr>
-          <w:b/>
           <w:rtl/>
           <w:cs/>
           <w:lang w:val="ar_AE" w:bidi="ar_AE"/>
